--- a/wireframes/low fidelity sketches/starting_in_balmasiq.docx
+++ b/wireframes/low fidelity sketches/starting_in_balmasiq.docx
@@ -2,6 +2,1707 @@
 <file path=word/document.xml><?xml version="1.0" encoding="utf-8"?>
 <w:document xmlns:wpc="http://schemas.microsoft.com/office/word/2010/wordprocessingCanvas" xmlns:cx="http://schemas.microsoft.com/office/drawing/2014/chartex" xmlns:cx1="http://schemas.microsoft.com/office/drawing/2015/9/8/chartex" xmlns:cx2="http://schemas.microsoft.com/office/drawing/2015/10/21/chartex" xmlns:cx3="http://schemas.microsoft.com/office/drawing/2016/5/9/chartex" xmlns:cx4="http://schemas.microsoft.com/office/drawing/2016/5/10/chartex" xmlns:cx5="http://schemas.microsoft.com/office/drawing/2016/5/11/chartex" xmlns:cx6="http://schemas.microsoft.com/office/drawing/2016/5/12/chartex" xmlns:cx7="http://schemas.microsoft.com/office/drawing/2016/5/13/chartex" xmlns:cx8="http://schemas.microsoft.com/office/drawing/2016/5/14/chartex" xmlns:mc="http://schemas.openxmlformats.org/markup-compatibility/2006" xmlns:o="urn:schemas-microsoft-com:office:office" xmlns:r="http://schemas.openxmlformats.org/officeDocument/2006/relationships" xmlns:m="http://schemas.openxmlformats.org/officeDocument/2006/math" xmlns:v="urn:schemas-microsoft-com:vml" xmlns:wp14="http://schemas.microsoft.com/office/word/2010/wordprocessingDrawing" xmlns:wp="http://schemas.openxmlformats.org/drawingml/2006/wordprocessingDrawing" xmlns:w="http://schemas.openxmlformats.org/wordprocessingml/2006/main" xmlns:w14="http://schemas.microsoft.com/office/word/2010/wordml" xmlns:w10="urn:schemas-microsoft-com:office:word" xmlns:w15="http://schemas.microsoft.com/office/word/2012/wordml" xmlns:wpg="http://schemas.microsoft.com/office/word/2010/wordprocessingGroup" xmlns:wpi="http://schemas.microsoft.com/office/word/2010/wordprocessingInk" xmlns:wne="http://schemas.microsoft.com/office/word/2006/wordml" xmlns:wps="http://schemas.microsoft.com/office/word/2010/wordprocessingShape" xmlns:wpsCustomData="http://www.wps.cn/officeDocument/2013/wpsCustomData" mc:Ignorable="w14 w15 wp14">
   <w:body>
+    <w:p>
+      <w:pPr>
+        <w:spacing w:before="200" w:after="100"/>
+        <w:jc w:val="center"/>
+      </w:pPr>
+      <w:bookmarkStart w:id="0" w:name="_GoBack"/>
+      <w:r>
+        <w:rPr>
+          <w:b/>
+          <w:bCs/>
+          <w:color w:val="1F3864"/>
+          <w:sz w:val="44"/>
+          <w:szCs w:val="44"/>
+        </w:rPr>
+        <w:t>Design Iteration Report</w:t>
+      </w:r>
+    </w:p>
+    <w:p>
+      <w:pPr>
+        <w:spacing w:after="400"/>
+        <w:jc w:val="center"/>
+      </w:pPr>
+      <w:r>
+        <w:rPr>
+          <w:color w:val="2E74B5"/>
+          <w:sz w:val="24"/>
+          <w:szCs w:val="24"/>
+        </w:rPr>
+        <w:t>Student Queue — Virtual Queue Management Mobile Application</w:t>
+      </w:r>
+    </w:p>
+    <w:p>
+      <w:pPr>
+        <w:pStyle w:val="2"/>
+        <w:spacing w:before="380" w:after="180"/>
+      </w:pPr>
+      <w:r>
+        <w:t>1. Introduction</w:t>
+      </w:r>
+    </w:p>
+    <w:p>
+      <w:pPr>
+        <w:spacing w:after="160" w:line="276" w:lineRule="auto"/>
+      </w:pPr>
+      <w:r>
+        <w:t>This report documents how the Student Queue Balsamiq prototype was revised in response to the seven usability problems identified during testing (see the accompanying Usability Testing Report). Each entry below states the problem addressed, the change made (or planned), and the supporting before/after evidence.</w:t>
+      </w:r>
+    </w:p>
+    <w:p>
+      <w:pPr>
+        <w:spacing w:after="160" w:line="276" w:lineRule="auto"/>
+      </w:pPr>
+      <w:r>
+        <w:t>In the interest of accuracy, each iteration is labelled with its current status: screens marked Implemented show real before/after screenshots from the revised prototype; screens marked Planned describe the intended change, to be completed in the next Balsamiq revision pass before final submission.</w:t>
+      </w:r>
+    </w:p>
+    <w:p>
+      <w:pPr>
+        <w:pStyle w:val="2"/>
+        <w:spacing w:before="380" w:after="180"/>
+      </w:pPr>
+      <w:r>
+        <w:t>2. Status Overview</w:t>
+      </w:r>
+    </w:p>
+    <w:tbl>
+      <w:tblPr>
+        <w:tblStyle w:val="5"/>
+        <w:tblW w:w="9350" w:type="dxa"/>
+        <w:tblInd w:w="0" w:type="dxa"/>
+        <w:tblBorders>
+          <w:top w:val="single" w:color="auto" w:sz="4" w:space="0"/>
+          <w:left w:val="single" w:color="auto" w:sz="4" w:space="0"/>
+          <w:bottom w:val="single" w:color="auto" w:sz="4" w:space="0"/>
+          <w:right w:val="single" w:color="auto" w:sz="4" w:space="0"/>
+          <w:insideH w:val="single" w:color="auto" w:sz="4" w:space="0"/>
+          <w:insideV w:val="single" w:color="auto" w:sz="4" w:space="0"/>
+        </w:tblBorders>
+        <w:tblLayout w:type="autofit"/>
+        <w:tblCellMar>
+          <w:top w:w="0" w:type="dxa"/>
+          <w:left w:w="10" w:type="dxa"/>
+          <w:bottom w:w="0" w:type="dxa"/>
+          <w:right w:w="10" w:type="dxa"/>
+        </w:tblCellMar>
+      </w:tblPr>
+      <w:tblGrid>
+        <w:gridCol w:w="500"/>
+        <w:gridCol w:w="6900"/>
+        <w:gridCol w:w="1950"/>
+      </w:tblGrid>
+      <w:tr>
+        <w:tblPrEx>
+          <w:tblBorders>
+            <w:top w:val="single" w:color="auto" w:sz="4" w:space="0"/>
+            <w:left w:val="single" w:color="auto" w:sz="4" w:space="0"/>
+            <w:bottom w:val="single" w:color="auto" w:sz="4" w:space="0"/>
+            <w:right w:val="single" w:color="auto" w:sz="4" w:space="0"/>
+            <w:insideH w:val="single" w:color="auto" w:sz="4" w:space="0"/>
+            <w:insideV w:val="single" w:color="auto" w:sz="4" w:space="0"/>
+          </w:tblBorders>
+        </w:tblPrEx>
+        <w:trPr>
+          <w:tblHeader/>
+        </w:trPr>
+        <w:tc>
+          <w:tcPr>
+            <w:tcW w:w="500" w:type="dxa"/>
+            <w:shd w:val="clear" w:color="auto" w:fill="1F3864"/>
+            <w:tcMar>
+              <w:top w:w="80" w:type="dxa"/>
+              <w:left w:w="100" w:type="dxa"/>
+              <w:bottom w:w="80" w:type="dxa"/>
+              <w:right w:w="100" w:type="dxa"/>
+            </w:tcMar>
+            <w:vAlign w:val="center"/>
+          </w:tcPr>
+          <w:p>
+            <w:r>
+              <w:rPr>
+                <w:b/>
+                <w:bCs/>
+                <w:color w:val="FFFFFF"/>
+                <w:sz w:val="20"/>
+                <w:szCs w:val="20"/>
+              </w:rPr>
+              <w:t>#</w:t>
+            </w:r>
+          </w:p>
+        </w:tc>
+        <w:tc>
+          <w:tcPr>
+            <w:tcW w:w="6900" w:type="dxa"/>
+            <w:shd w:val="clear" w:color="auto" w:fill="1F3864"/>
+            <w:tcMar>
+              <w:top w:w="80" w:type="dxa"/>
+              <w:left w:w="100" w:type="dxa"/>
+              <w:bottom w:w="80" w:type="dxa"/>
+              <w:right w:w="100" w:type="dxa"/>
+            </w:tcMar>
+            <w:vAlign w:val="center"/>
+          </w:tcPr>
+          <w:p>
+            <w:r>
+              <w:rPr>
+                <w:b/>
+                <w:bCs/>
+                <w:color w:val="FFFFFF"/>
+                <w:sz w:val="20"/>
+                <w:szCs w:val="20"/>
+              </w:rPr>
+              <w:t>Problem addressed</w:t>
+            </w:r>
+          </w:p>
+        </w:tc>
+        <w:tc>
+          <w:tcPr>
+            <w:tcW w:w="1950" w:type="dxa"/>
+            <w:shd w:val="clear" w:color="auto" w:fill="1F3864"/>
+            <w:tcMar>
+              <w:top w:w="80" w:type="dxa"/>
+              <w:left w:w="100" w:type="dxa"/>
+              <w:bottom w:w="80" w:type="dxa"/>
+              <w:right w:w="100" w:type="dxa"/>
+            </w:tcMar>
+            <w:vAlign w:val="center"/>
+          </w:tcPr>
+          <w:p>
+            <w:r>
+              <w:rPr>
+                <w:b/>
+                <w:bCs/>
+                <w:color w:val="FFFFFF"/>
+                <w:sz w:val="20"/>
+                <w:szCs w:val="20"/>
+              </w:rPr>
+              <w:t>Status</w:t>
+            </w:r>
+          </w:p>
+        </w:tc>
+      </w:tr>
+      <w:tr>
+        <w:tblPrEx>
+          <w:tblBorders>
+            <w:top w:val="single" w:color="auto" w:sz="4" w:space="0"/>
+            <w:left w:val="single" w:color="auto" w:sz="4" w:space="0"/>
+            <w:bottom w:val="single" w:color="auto" w:sz="4" w:space="0"/>
+            <w:right w:val="single" w:color="auto" w:sz="4" w:space="0"/>
+            <w:insideH w:val="single" w:color="auto" w:sz="4" w:space="0"/>
+            <w:insideV w:val="single" w:color="auto" w:sz="4" w:space="0"/>
+          </w:tblBorders>
+          <w:tblCellMar>
+            <w:top w:w="0" w:type="dxa"/>
+            <w:left w:w="10" w:type="dxa"/>
+            <w:bottom w:w="0" w:type="dxa"/>
+            <w:right w:w="10" w:type="dxa"/>
+          </w:tblCellMar>
+        </w:tblPrEx>
+        <w:tc>
+          <w:tcPr>
+            <w:tcW w:w="500" w:type="dxa"/>
+            <w:tcMar>
+              <w:top w:w="80" w:type="dxa"/>
+              <w:left w:w="100" w:type="dxa"/>
+              <w:bottom w:w="80" w:type="dxa"/>
+              <w:right w:w="100" w:type="dxa"/>
+            </w:tcMar>
+            <w:vAlign w:val="center"/>
+          </w:tcPr>
+          <w:p>
+            <w:r>
+              <w:rPr>
+                <w:b w:val="0"/>
+                <w:bCs w:val="0"/>
+                <w:sz w:val="20"/>
+                <w:szCs w:val="20"/>
+              </w:rPr>
+              <w:t>1</w:t>
+            </w:r>
+          </w:p>
+        </w:tc>
+        <w:tc>
+          <w:tcPr>
+            <w:tcW w:w="6900" w:type="dxa"/>
+            <w:tcMar>
+              <w:top w:w="80" w:type="dxa"/>
+              <w:left w:w="100" w:type="dxa"/>
+              <w:bottom w:w="80" w:type="dxa"/>
+              <w:right w:w="100" w:type="dxa"/>
+            </w:tcMar>
+            <w:vAlign w:val="center"/>
+          </w:tcPr>
+          <w:p>
+            <w:r>
+              <w:rPr>
+                <w:b w:val="0"/>
+                <w:bCs w:val="0"/>
+                <w:sz w:val="20"/>
+                <w:szCs w:val="20"/>
+              </w:rPr>
+              <w:t>Role at login not clearly distinguished (student / staff / visitor)</w:t>
+            </w:r>
+          </w:p>
+        </w:tc>
+        <w:tc>
+          <w:tcPr>
+            <w:tcW w:w="1950" w:type="dxa"/>
+            <w:tcMar>
+              <w:top w:w="80" w:type="dxa"/>
+              <w:left w:w="100" w:type="dxa"/>
+              <w:bottom w:w="80" w:type="dxa"/>
+              <w:right w:w="100" w:type="dxa"/>
+            </w:tcMar>
+            <w:vAlign w:val="center"/>
+          </w:tcPr>
+          <w:p>
+            <w:r>
+              <w:rPr>
+                <w:b w:val="0"/>
+                <w:bCs w:val="0"/>
+                <w:sz w:val="20"/>
+                <w:szCs w:val="20"/>
+              </w:rPr>
+              <w:t>Implemented</w:t>
+            </w:r>
+          </w:p>
+        </w:tc>
+      </w:tr>
+      <w:tr>
+        <w:tblPrEx>
+          <w:tblBorders>
+            <w:top w:val="single" w:color="auto" w:sz="4" w:space="0"/>
+            <w:left w:val="single" w:color="auto" w:sz="4" w:space="0"/>
+            <w:bottom w:val="single" w:color="auto" w:sz="4" w:space="0"/>
+            <w:right w:val="single" w:color="auto" w:sz="4" w:space="0"/>
+            <w:insideH w:val="single" w:color="auto" w:sz="4" w:space="0"/>
+            <w:insideV w:val="single" w:color="auto" w:sz="4" w:space="0"/>
+          </w:tblBorders>
+          <w:tblCellMar>
+            <w:top w:w="0" w:type="dxa"/>
+            <w:left w:w="10" w:type="dxa"/>
+            <w:bottom w:w="0" w:type="dxa"/>
+            <w:right w:w="10" w:type="dxa"/>
+          </w:tblCellMar>
+        </w:tblPrEx>
+        <w:tc>
+          <w:tcPr>
+            <w:tcW w:w="500" w:type="dxa"/>
+            <w:shd w:val="clear" w:color="auto" w:fill="F2F2F2"/>
+            <w:tcMar>
+              <w:top w:w="80" w:type="dxa"/>
+              <w:left w:w="100" w:type="dxa"/>
+              <w:bottom w:w="80" w:type="dxa"/>
+              <w:right w:w="100" w:type="dxa"/>
+            </w:tcMar>
+            <w:vAlign w:val="center"/>
+          </w:tcPr>
+          <w:p>
+            <w:r>
+              <w:rPr>
+                <w:b w:val="0"/>
+                <w:bCs w:val="0"/>
+                <w:sz w:val="20"/>
+                <w:szCs w:val="20"/>
+              </w:rPr>
+              <w:t>2</w:t>
+            </w:r>
+          </w:p>
+        </w:tc>
+        <w:tc>
+          <w:tcPr>
+            <w:tcW w:w="6900" w:type="dxa"/>
+            <w:shd w:val="clear" w:color="auto" w:fill="F2F2F2"/>
+            <w:tcMar>
+              <w:top w:w="80" w:type="dxa"/>
+              <w:left w:w="100" w:type="dxa"/>
+              <w:bottom w:w="80" w:type="dxa"/>
+              <w:right w:w="100" w:type="dxa"/>
+            </w:tcMar>
+            <w:vAlign w:val="center"/>
+          </w:tcPr>
+          <w:p>
+            <w:r>
+              <w:rPr>
+                <w:b w:val="0"/>
+                <w:bCs w:val="0"/>
+                <w:sz w:val="20"/>
+                <w:szCs w:val="20"/>
+              </w:rPr>
+              <w:t>No dedicated path for visitors to browse before logging in</w:t>
+            </w:r>
+          </w:p>
+        </w:tc>
+        <w:tc>
+          <w:tcPr>
+            <w:tcW w:w="1950" w:type="dxa"/>
+            <w:shd w:val="clear" w:color="auto" w:fill="F2F2F2"/>
+            <w:tcMar>
+              <w:top w:w="80" w:type="dxa"/>
+              <w:left w:w="100" w:type="dxa"/>
+              <w:bottom w:w="80" w:type="dxa"/>
+              <w:right w:w="100" w:type="dxa"/>
+            </w:tcMar>
+            <w:vAlign w:val="center"/>
+          </w:tcPr>
+          <w:p>
+            <w:r>
+              <w:rPr>
+                <w:b w:val="0"/>
+                <w:bCs w:val="0"/>
+                <w:sz w:val="20"/>
+                <w:szCs w:val="20"/>
+              </w:rPr>
+              <w:t>Implemented (new screens)</w:t>
+            </w:r>
+          </w:p>
+        </w:tc>
+      </w:tr>
+      <w:tr>
+        <w:tblPrEx>
+          <w:tblBorders>
+            <w:top w:val="single" w:color="auto" w:sz="4" w:space="0"/>
+            <w:left w:val="single" w:color="auto" w:sz="4" w:space="0"/>
+            <w:bottom w:val="single" w:color="auto" w:sz="4" w:space="0"/>
+            <w:right w:val="single" w:color="auto" w:sz="4" w:space="0"/>
+            <w:insideH w:val="single" w:color="auto" w:sz="4" w:space="0"/>
+            <w:insideV w:val="single" w:color="auto" w:sz="4" w:space="0"/>
+          </w:tblBorders>
+          <w:tblCellMar>
+            <w:top w:w="0" w:type="dxa"/>
+            <w:left w:w="10" w:type="dxa"/>
+            <w:bottom w:w="0" w:type="dxa"/>
+            <w:right w:w="10" w:type="dxa"/>
+          </w:tblCellMar>
+        </w:tblPrEx>
+        <w:tc>
+          <w:tcPr>
+            <w:tcW w:w="500" w:type="dxa"/>
+            <w:tcMar>
+              <w:top w:w="80" w:type="dxa"/>
+              <w:left w:w="100" w:type="dxa"/>
+              <w:bottom w:w="80" w:type="dxa"/>
+              <w:right w:w="100" w:type="dxa"/>
+            </w:tcMar>
+            <w:vAlign w:val="center"/>
+          </w:tcPr>
+          <w:p>
+            <w:r>
+              <w:rPr>
+                <w:b w:val="0"/>
+                <w:bCs w:val="0"/>
+                <w:sz w:val="20"/>
+                <w:szCs w:val="20"/>
+              </w:rPr>
+              <w:t>3</w:t>
+            </w:r>
+          </w:p>
+        </w:tc>
+        <w:tc>
+          <w:tcPr>
+            <w:tcW w:w="6900" w:type="dxa"/>
+            <w:tcMar>
+              <w:top w:w="80" w:type="dxa"/>
+              <w:left w:w="100" w:type="dxa"/>
+              <w:bottom w:w="80" w:type="dxa"/>
+              <w:right w:w="100" w:type="dxa"/>
+            </w:tcMar>
+            <w:vAlign w:val="center"/>
+          </w:tcPr>
+          <w:p>
+            <w:r>
+              <w:rPr>
+                <w:b w:val="0"/>
+                <w:bCs w:val="0"/>
+                <w:sz w:val="20"/>
+                <w:szCs w:val="20"/>
+              </w:rPr>
+              <w:t>Queue-joining entry point not immediately visible</w:t>
+            </w:r>
+          </w:p>
+        </w:tc>
+        <w:tc>
+          <w:tcPr>
+            <w:tcW w:w="1950" w:type="dxa"/>
+            <w:tcMar>
+              <w:top w:w="80" w:type="dxa"/>
+              <w:left w:w="100" w:type="dxa"/>
+              <w:bottom w:w="80" w:type="dxa"/>
+              <w:right w:w="100" w:type="dxa"/>
+            </w:tcMar>
+            <w:vAlign w:val="center"/>
+          </w:tcPr>
+          <w:p>
+            <w:r>
+              <w:rPr>
+                <w:b w:val="0"/>
+                <w:bCs w:val="0"/>
+                <w:sz w:val="20"/>
+                <w:szCs w:val="20"/>
+              </w:rPr>
+              <w:t>Planned</w:t>
+            </w:r>
+          </w:p>
+        </w:tc>
+      </w:tr>
+      <w:tr>
+        <w:tblPrEx>
+          <w:tblBorders>
+            <w:top w:val="single" w:color="auto" w:sz="4" w:space="0"/>
+            <w:left w:val="single" w:color="auto" w:sz="4" w:space="0"/>
+            <w:bottom w:val="single" w:color="auto" w:sz="4" w:space="0"/>
+            <w:right w:val="single" w:color="auto" w:sz="4" w:space="0"/>
+            <w:insideH w:val="single" w:color="auto" w:sz="4" w:space="0"/>
+            <w:insideV w:val="single" w:color="auto" w:sz="4" w:space="0"/>
+          </w:tblBorders>
+          <w:tblCellMar>
+            <w:top w:w="0" w:type="dxa"/>
+            <w:left w:w="10" w:type="dxa"/>
+            <w:bottom w:w="0" w:type="dxa"/>
+            <w:right w:w="10" w:type="dxa"/>
+          </w:tblCellMar>
+        </w:tblPrEx>
+        <w:tc>
+          <w:tcPr>
+            <w:tcW w:w="500" w:type="dxa"/>
+            <w:shd w:val="clear" w:color="auto" w:fill="F2F2F2"/>
+            <w:tcMar>
+              <w:top w:w="80" w:type="dxa"/>
+              <w:left w:w="100" w:type="dxa"/>
+              <w:bottom w:w="80" w:type="dxa"/>
+              <w:right w:w="100" w:type="dxa"/>
+            </w:tcMar>
+            <w:vAlign w:val="center"/>
+          </w:tcPr>
+          <w:p>
+            <w:r>
+              <w:rPr>
+                <w:b w:val="0"/>
+                <w:bCs w:val="0"/>
+                <w:sz w:val="20"/>
+                <w:szCs w:val="20"/>
+              </w:rPr>
+              <w:t>4</w:t>
+            </w:r>
+          </w:p>
+        </w:tc>
+        <w:tc>
+          <w:tcPr>
+            <w:tcW w:w="6900" w:type="dxa"/>
+            <w:shd w:val="clear" w:color="auto" w:fill="F2F2F2"/>
+            <w:tcMar>
+              <w:top w:w="80" w:type="dxa"/>
+              <w:left w:w="100" w:type="dxa"/>
+              <w:bottom w:w="80" w:type="dxa"/>
+              <w:right w:w="100" w:type="dxa"/>
+            </w:tcMar>
+            <w:vAlign w:val="center"/>
+          </w:tcPr>
+          <w:p>
+            <w:r>
+              <w:rPr>
+                <w:b w:val="0"/>
+                <w:bCs w:val="0"/>
+                <w:sz w:val="20"/>
+                <w:szCs w:val="20"/>
+              </w:rPr>
+              <w:t>Some Home screen elements did not respond as expected</w:t>
+            </w:r>
+          </w:p>
+        </w:tc>
+        <w:tc>
+          <w:tcPr>
+            <w:tcW w:w="1950" w:type="dxa"/>
+            <w:shd w:val="clear" w:color="auto" w:fill="F2F2F2"/>
+            <w:tcMar>
+              <w:top w:w="80" w:type="dxa"/>
+              <w:left w:w="100" w:type="dxa"/>
+              <w:bottom w:w="80" w:type="dxa"/>
+              <w:right w:w="100" w:type="dxa"/>
+            </w:tcMar>
+            <w:vAlign w:val="center"/>
+          </w:tcPr>
+          <w:p>
+            <w:r>
+              <w:rPr>
+                <w:b w:val="0"/>
+                <w:bCs w:val="0"/>
+                <w:sz w:val="20"/>
+                <w:szCs w:val="20"/>
+              </w:rPr>
+              <w:t>Planned</w:t>
+            </w:r>
+          </w:p>
+        </w:tc>
+      </w:tr>
+      <w:tr>
+        <w:tblPrEx>
+          <w:tblBorders>
+            <w:top w:val="single" w:color="auto" w:sz="4" w:space="0"/>
+            <w:left w:val="single" w:color="auto" w:sz="4" w:space="0"/>
+            <w:bottom w:val="single" w:color="auto" w:sz="4" w:space="0"/>
+            <w:right w:val="single" w:color="auto" w:sz="4" w:space="0"/>
+            <w:insideH w:val="single" w:color="auto" w:sz="4" w:space="0"/>
+            <w:insideV w:val="single" w:color="auto" w:sz="4" w:space="0"/>
+          </w:tblBorders>
+          <w:tblCellMar>
+            <w:top w:w="0" w:type="dxa"/>
+            <w:left w:w="10" w:type="dxa"/>
+            <w:bottom w:w="0" w:type="dxa"/>
+            <w:right w:w="10" w:type="dxa"/>
+          </w:tblCellMar>
+        </w:tblPrEx>
+        <w:tc>
+          <w:tcPr>
+            <w:tcW w:w="500" w:type="dxa"/>
+            <w:tcMar>
+              <w:top w:w="80" w:type="dxa"/>
+              <w:left w:w="100" w:type="dxa"/>
+              <w:bottom w:w="80" w:type="dxa"/>
+              <w:right w:w="100" w:type="dxa"/>
+            </w:tcMar>
+            <w:vAlign w:val="center"/>
+          </w:tcPr>
+          <w:p>
+            <w:r>
+              <w:rPr>
+                <w:b w:val="0"/>
+                <w:bCs w:val="0"/>
+                <w:sz w:val="20"/>
+                <w:szCs w:val="20"/>
+              </w:rPr>
+              <w:t>5</w:t>
+            </w:r>
+          </w:p>
+        </w:tc>
+        <w:tc>
+          <w:tcPr>
+            <w:tcW w:w="6900" w:type="dxa"/>
+            <w:tcMar>
+              <w:top w:w="80" w:type="dxa"/>
+              <w:left w:w="100" w:type="dxa"/>
+              <w:bottom w:w="80" w:type="dxa"/>
+              <w:right w:w="100" w:type="dxa"/>
+            </w:tcMar>
+            <w:vAlign w:val="center"/>
+          </w:tcPr>
+          <w:p>
+            <w:r>
+              <w:rPr>
+                <w:b w:val="0"/>
+                <w:bCs w:val="0"/>
+                <w:sz w:val="20"/>
+                <w:szCs w:val="20"/>
+              </w:rPr>
+              <w:t>Settings screen hard to reach; effect of toggles unclear</w:t>
+            </w:r>
+          </w:p>
+        </w:tc>
+        <w:tc>
+          <w:tcPr>
+            <w:tcW w:w="1950" w:type="dxa"/>
+            <w:tcMar>
+              <w:top w:w="80" w:type="dxa"/>
+              <w:left w:w="100" w:type="dxa"/>
+              <w:bottom w:w="80" w:type="dxa"/>
+              <w:right w:w="100" w:type="dxa"/>
+            </w:tcMar>
+            <w:vAlign w:val="center"/>
+          </w:tcPr>
+          <w:p>
+            <w:r>
+              <w:rPr>
+                <w:b w:val="0"/>
+                <w:bCs w:val="0"/>
+                <w:sz w:val="20"/>
+                <w:szCs w:val="20"/>
+              </w:rPr>
+              <w:t>Planned</w:t>
+            </w:r>
+          </w:p>
+        </w:tc>
+      </w:tr>
+      <w:tr>
+        <w:tblPrEx>
+          <w:tblBorders>
+            <w:top w:val="single" w:color="auto" w:sz="4" w:space="0"/>
+            <w:left w:val="single" w:color="auto" w:sz="4" w:space="0"/>
+            <w:bottom w:val="single" w:color="auto" w:sz="4" w:space="0"/>
+            <w:right w:val="single" w:color="auto" w:sz="4" w:space="0"/>
+            <w:insideH w:val="single" w:color="auto" w:sz="4" w:space="0"/>
+            <w:insideV w:val="single" w:color="auto" w:sz="4" w:space="0"/>
+          </w:tblBorders>
+          <w:tblCellMar>
+            <w:top w:w="0" w:type="dxa"/>
+            <w:left w:w="10" w:type="dxa"/>
+            <w:bottom w:w="0" w:type="dxa"/>
+            <w:right w:w="10" w:type="dxa"/>
+          </w:tblCellMar>
+        </w:tblPrEx>
+        <w:tc>
+          <w:tcPr>
+            <w:tcW w:w="500" w:type="dxa"/>
+            <w:shd w:val="clear" w:color="auto" w:fill="F2F2F2"/>
+            <w:tcMar>
+              <w:top w:w="80" w:type="dxa"/>
+              <w:left w:w="100" w:type="dxa"/>
+              <w:bottom w:w="80" w:type="dxa"/>
+              <w:right w:w="100" w:type="dxa"/>
+            </w:tcMar>
+            <w:vAlign w:val="center"/>
+          </w:tcPr>
+          <w:p>
+            <w:r>
+              <w:rPr>
+                <w:b w:val="0"/>
+                <w:bCs w:val="0"/>
+                <w:sz w:val="20"/>
+                <w:szCs w:val="20"/>
+              </w:rPr>
+              <w:t>6</w:t>
+            </w:r>
+          </w:p>
+        </w:tc>
+        <w:tc>
+          <w:tcPr>
+            <w:tcW w:w="6900" w:type="dxa"/>
+            <w:shd w:val="clear" w:color="auto" w:fill="F2F2F2"/>
+            <w:tcMar>
+              <w:top w:w="80" w:type="dxa"/>
+              <w:left w:w="100" w:type="dxa"/>
+              <w:bottom w:w="80" w:type="dxa"/>
+              <w:right w:w="100" w:type="dxa"/>
+            </w:tcMar>
+            <w:vAlign w:val="center"/>
+          </w:tcPr>
+          <w:p>
+            <w:r>
+              <w:rPr>
+                <w:b w:val="0"/>
+                <w:bCs w:val="0"/>
+                <w:sz w:val="20"/>
+                <w:szCs w:val="20"/>
+              </w:rPr>
+              <w:t>Profile screen's editable options not obvious</w:t>
+            </w:r>
+          </w:p>
+        </w:tc>
+        <w:tc>
+          <w:tcPr>
+            <w:tcW w:w="1950" w:type="dxa"/>
+            <w:shd w:val="clear" w:color="auto" w:fill="F2F2F2"/>
+            <w:tcMar>
+              <w:top w:w="80" w:type="dxa"/>
+              <w:left w:w="100" w:type="dxa"/>
+              <w:bottom w:w="80" w:type="dxa"/>
+              <w:right w:w="100" w:type="dxa"/>
+            </w:tcMar>
+            <w:vAlign w:val="center"/>
+          </w:tcPr>
+          <w:p>
+            <w:r>
+              <w:rPr>
+                <w:b w:val="0"/>
+                <w:bCs w:val="0"/>
+                <w:sz w:val="20"/>
+                <w:szCs w:val="20"/>
+              </w:rPr>
+              <w:t>Planned</w:t>
+            </w:r>
+          </w:p>
+        </w:tc>
+      </w:tr>
+      <w:tr>
+        <w:tblPrEx>
+          <w:tblBorders>
+            <w:top w:val="single" w:color="auto" w:sz="4" w:space="0"/>
+            <w:left w:val="single" w:color="auto" w:sz="4" w:space="0"/>
+            <w:bottom w:val="single" w:color="auto" w:sz="4" w:space="0"/>
+            <w:right w:val="single" w:color="auto" w:sz="4" w:space="0"/>
+            <w:insideH w:val="single" w:color="auto" w:sz="4" w:space="0"/>
+            <w:insideV w:val="single" w:color="auto" w:sz="4" w:space="0"/>
+          </w:tblBorders>
+          <w:tblCellMar>
+            <w:top w:w="0" w:type="dxa"/>
+            <w:left w:w="10" w:type="dxa"/>
+            <w:bottom w:w="0" w:type="dxa"/>
+            <w:right w:w="10" w:type="dxa"/>
+          </w:tblCellMar>
+        </w:tblPrEx>
+        <w:tc>
+          <w:tcPr>
+            <w:tcW w:w="500" w:type="dxa"/>
+            <w:tcMar>
+              <w:top w:w="80" w:type="dxa"/>
+              <w:left w:w="100" w:type="dxa"/>
+              <w:bottom w:w="80" w:type="dxa"/>
+              <w:right w:w="100" w:type="dxa"/>
+            </w:tcMar>
+            <w:vAlign w:val="center"/>
+          </w:tcPr>
+          <w:p>
+            <w:r>
+              <w:rPr>
+                <w:b w:val="0"/>
+                <w:bCs w:val="0"/>
+                <w:sz w:val="20"/>
+                <w:szCs w:val="20"/>
+              </w:rPr>
+              <w:t>7</w:t>
+            </w:r>
+          </w:p>
+        </w:tc>
+        <w:tc>
+          <w:tcPr>
+            <w:tcW w:w="6900" w:type="dxa"/>
+            <w:tcMar>
+              <w:top w:w="80" w:type="dxa"/>
+              <w:left w:w="100" w:type="dxa"/>
+              <w:bottom w:w="80" w:type="dxa"/>
+              <w:right w:w="100" w:type="dxa"/>
+            </w:tcMar>
+            <w:vAlign w:val="center"/>
+          </w:tcPr>
+          <w:p>
+            <w:r>
+              <w:rPr>
+                <w:b w:val="0"/>
+                <w:bCs w:val="0"/>
+                <w:sz w:val="20"/>
+                <w:szCs w:val="20"/>
+              </w:rPr>
+              <w:t>Exit confirmation buttons did not restate the action</w:t>
+            </w:r>
+          </w:p>
+        </w:tc>
+        <w:tc>
+          <w:tcPr>
+            <w:tcW w:w="1950" w:type="dxa"/>
+            <w:tcMar>
+              <w:top w:w="80" w:type="dxa"/>
+              <w:left w:w="100" w:type="dxa"/>
+              <w:bottom w:w="80" w:type="dxa"/>
+              <w:right w:w="100" w:type="dxa"/>
+            </w:tcMar>
+            <w:vAlign w:val="center"/>
+          </w:tcPr>
+          <w:p>
+            <w:r>
+              <w:rPr>
+                <w:b w:val="0"/>
+                <w:bCs w:val="0"/>
+                <w:sz w:val="20"/>
+                <w:szCs w:val="20"/>
+              </w:rPr>
+              <w:t>Planned</w:t>
+            </w:r>
+          </w:p>
+        </w:tc>
+      </w:tr>
+      <w:tr>
+        <w:tblPrEx>
+          <w:tblBorders>
+            <w:top w:val="single" w:color="auto" w:sz="4" w:space="0"/>
+            <w:left w:val="single" w:color="auto" w:sz="4" w:space="0"/>
+            <w:bottom w:val="single" w:color="auto" w:sz="4" w:space="0"/>
+            <w:right w:val="single" w:color="auto" w:sz="4" w:space="0"/>
+            <w:insideH w:val="single" w:color="auto" w:sz="4" w:space="0"/>
+            <w:insideV w:val="single" w:color="auto" w:sz="4" w:space="0"/>
+          </w:tblBorders>
+          <w:tblCellMar>
+            <w:top w:w="0" w:type="dxa"/>
+            <w:left w:w="10" w:type="dxa"/>
+            <w:bottom w:w="0" w:type="dxa"/>
+            <w:right w:w="10" w:type="dxa"/>
+          </w:tblCellMar>
+        </w:tblPrEx>
+        <w:tc>
+          <w:tcPr>
+            <w:tcW w:w="500" w:type="dxa"/>
+            <w:shd w:val="clear" w:color="auto" w:fill="F2F2F2"/>
+            <w:tcMar>
+              <w:top w:w="80" w:type="dxa"/>
+              <w:left w:w="100" w:type="dxa"/>
+              <w:bottom w:w="80" w:type="dxa"/>
+              <w:right w:w="100" w:type="dxa"/>
+            </w:tcMar>
+            <w:vAlign w:val="center"/>
+          </w:tcPr>
+          <w:p>
+            <w:r>
+              <w:rPr>
+                <w:b w:val="0"/>
+                <w:bCs w:val="0"/>
+                <w:sz w:val="20"/>
+                <w:szCs w:val="20"/>
+              </w:rPr>
+              <w:t>8</w:t>
+            </w:r>
+          </w:p>
+        </w:tc>
+        <w:tc>
+          <w:tcPr>
+            <w:tcW w:w="6900" w:type="dxa"/>
+            <w:shd w:val="clear" w:color="auto" w:fill="F2F2F2"/>
+            <w:tcMar>
+              <w:top w:w="80" w:type="dxa"/>
+              <w:left w:w="100" w:type="dxa"/>
+              <w:bottom w:w="80" w:type="dxa"/>
+              <w:right w:w="100" w:type="dxa"/>
+            </w:tcMar>
+            <w:vAlign w:val="center"/>
+          </w:tcPr>
+          <w:p>
+            <w:r>
+              <w:rPr>
+                <w:b w:val="0"/>
+                <w:bCs w:val="0"/>
+                <w:sz w:val="20"/>
+                <w:szCs w:val="20"/>
+              </w:rPr>
+              <w:t>Password recovery link's purpose not obvious</w:t>
+            </w:r>
+          </w:p>
+        </w:tc>
+        <w:tc>
+          <w:tcPr>
+            <w:tcW w:w="1950" w:type="dxa"/>
+            <w:shd w:val="clear" w:color="auto" w:fill="F2F2F2"/>
+            <w:tcMar>
+              <w:top w:w="80" w:type="dxa"/>
+              <w:left w:w="100" w:type="dxa"/>
+              <w:bottom w:w="80" w:type="dxa"/>
+              <w:right w:w="100" w:type="dxa"/>
+            </w:tcMar>
+            <w:vAlign w:val="center"/>
+          </w:tcPr>
+          <w:p>
+            <w:r>
+              <w:rPr>
+                <w:b w:val="0"/>
+                <w:bCs w:val="0"/>
+                <w:sz w:val="20"/>
+                <w:szCs w:val="20"/>
+              </w:rPr>
+              <w:t>Planned</w:t>
+            </w:r>
+          </w:p>
+        </w:tc>
+      </w:tr>
+    </w:tbl>
+    <w:p>
+      <w:pPr>
+        <w:pStyle w:val="2"/>
+        <w:spacing w:before="380" w:after="180"/>
+      </w:pPr>
+      <w:r>
+        <w:t>3. Implemented Iterations</w:t>
+      </w:r>
+    </w:p>
+    <w:p>
+      <w:pPr>
+        <w:pStyle w:val="3"/>
+        <w:spacing w:before="280" w:after="140"/>
+      </w:pPr>
+      <w:r>
+        <w:t>Iteration 1 — Clearer role selection at login</w:t>
+      </w:r>
+    </w:p>
+    <w:p>
+      <w:pPr>
+        <w:spacing w:after="160"/>
+      </w:pPr>
+      <w:r>
+        <w:rPr>
+          <w:b/>
+          <w:bCs/>
+          <w:color w:val="FFFFFF"/>
+          <w:sz w:val="18"/>
+          <w:szCs w:val="18"/>
+          <w:shd w:val="clear" w:fill="2E7D32"/>
+        </w:rPr>
+        <w:t xml:space="preserve">  IMPLEMENTED  </w:t>
+      </w:r>
+    </w:p>
+    <w:p>
+      <w:pPr>
+        <w:spacing w:after="100"/>
+      </w:pPr>
+      <w:r>
+        <w:rPr>
+          <w:b/>
+          <w:bCs/>
+        </w:rPr>
+        <w:t xml:space="preserve">Problem: </w:t>
+      </w:r>
+      <w:r>
+        <w:t>Testing showed the visitor participant (P4) was unsure which login option applied to them, since only Student and Staff options were available.</w:t>
+      </w:r>
+    </w:p>
+    <w:p>
+      <w:pPr>
+        <w:spacing w:after="100"/>
+      </w:pPr>
+      <w:r>
+        <w:rPr>
+          <w:b/>
+          <w:bCs/>
+        </w:rPr>
+        <w:t xml:space="preserve">Change made: </w:t>
+      </w:r>
+      <w:r>
+        <w:t>A third “Visitor” button was added alongside Student and Staff on the Login screen, so all three primary user types identified in the personas and research have an explicit, self-selected entry point.</w:t>
+      </w:r>
+    </w:p>
+    <w:tbl>
+      <w:tblPr>
+        <w:tblStyle w:val="5"/>
+        <w:tblW w:w="9350" w:type="dxa"/>
+        <w:tblInd w:w="0" w:type="dxa"/>
+        <w:tblBorders>
+          <w:top w:val="none" w:color="auto" w:sz="0" w:space="0"/>
+          <w:left w:val="none" w:color="auto" w:sz="0" w:space="0"/>
+          <w:bottom w:val="none" w:color="auto" w:sz="0" w:space="0"/>
+          <w:right w:val="none" w:color="auto" w:sz="0" w:space="0"/>
+          <w:insideH w:val="none" w:color="auto" w:sz="0" w:space="0"/>
+          <w:insideV w:val="none" w:color="auto" w:sz="0" w:space="0"/>
+        </w:tblBorders>
+        <w:tblLayout w:type="autofit"/>
+        <w:tblCellMar>
+          <w:top w:w="0" w:type="dxa"/>
+          <w:left w:w="10" w:type="dxa"/>
+          <w:bottom w:w="0" w:type="dxa"/>
+          <w:right w:w="10" w:type="dxa"/>
+        </w:tblCellMar>
+      </w:tblPr>
+      <w:tblGrid>
+        <w:gridCol w:w="4675"/>
+        <w:gridCol w:w="4675"/>
+      </w:tblGrid>
+      <w:tr>
+        <w:tblPrEx>
+          <w:tblBorders>
+            <w:top w:val="none" w:color="auto" w:sz="0" w:space="0"/>
+            <w:left w:val="none" w:color="auto" w:sz="0" w:space="0"/>
+            <w:bottom w:val="none" w:color="auto" w:sz="0" w:space="0"/>
+            <w:right w:val="none" w:color="auto" w:sz="0" w:space="0"/>
+            <w:insideH w:val="none" w:color="auto" w:sz="0" w:space="0"/>
+            <w:insideV w:val="none" w:color="auto" w:sz="0" w:space="0"/>
+          </w:tblBorders>
+          <w:tblCellMar>
+            <w:top w:w="0" w:type="dxa"/>
+            <w:left w:w="10" w:type="dxa"/>
+            <w:bottom w:w="0" w:type="dxa"/>
+            <w:right w:w="10" w:type="dxa"/>
+          </w:tblCellMar>
+        </w:tblPrEx>
+        <w:tc>
+          <w:tcPr>
+            <w:tcW w:w="4675" w:type="dxa"/>
+          </w:tcPr>
+          <w:p>
+            <w:pPr>
+              <w:jc w:val="center"/>
+            </w:pPr>
+            <w:r>
+              <w:drawing>
+                <wp:inline distT="0" distB="0" distL="0" distR="0">
+                  <wp:extent cx="1857375" cy="2628900"/>
+                  <wp:effectExtent l="0" t="0" r="1905" b="7620"/>
+                  <wp:docPr id="3" name="Picture 3"/>
+                  <wp:cNvGraphicFramePr>
+                    <a:graphicFrameLocks xmlns:a="http://schemas.openxmlformats.org/drawingml/2006/main" noChangeAspect="1"/>
+                  </wp:cNvGraphicFramePr>
+                  <a:graphic xmlns:a="http://schemas.openxmlformats.org/drawingml/2006/main">
+                    <a:graphicData uri="http://schemas.openxmlformats.org/drawingml/2006/picture">
+                      <pic:pic xmlns:pic="http://schemas.openxmlformats.org/drawingml/2006/picture">
+                        <pic:nvPicPr>
+                          <pic:cNvPr id="3" name="Picture 3"/>
+                          <pic:cNvPicPr>
+                            <a:picLocks noChangeAspect="1" noChangeArrowheads="1"/>
+                          </pic:cNvPicPr>
+                        </pic:nvPicPr>
+                        <pic:blipFill>
+                          <a:blip r:embed="rId4"/>
+                          <a:srcRect/>
+                          <a:stretch>
+                            <a:fillRect/>
+                          </a:stretch>
+                        </pic:blipFill>
+                        <pic:spPr>
+                          <a:xfrm>
+                            <a:off x="0" y="0"/>
+                            <a:ext cx="1857375" cy="2628900"/>
+                          </a:xfrm>
+                          <a:prstGeom prst="rect">
+                            <a:avLst/>
+                          </a:prstGeom>
+                        </pic:spPr>
+                      </pic:pic>
+                    </a:graphicData>
+                  </a:graphic>
+                </wp:inline>
+              </w:drawing>
+            </w:r>
+          </w:p>
+          <w:p>
+            <w:pPr>
+              <w:spacing w:before="60"/>
+              <w:jc w:val="center"/>
+            </w:pPr>
+            <w:r>
+              <w:rPr>
+                <w:i/>
+                <w:iCs/>
+                <w:color w:val="595959"/>
+                <w:sz w:val="18"/>
+                <w:szCs w:val="18"/>
+              </w:rPr>
+              <w:t>Before — Student / Staff only</w:t>
+            </w:r>
+          </w:p>
+        </w:tc>
+        <w:tc>
+          <w:tcPr>
+            <w:tcW w:w="4675" w:type="dxa"/>
+          </w:tcPr>
+          <w:p>
+            <w:pPr>
+              <w:jc w:val="center"/>
+            </w:pPr>
+            <w:r>
+              <w:drawing>
+                <wp:inline distT="0" distB="0" distL="0" distR="0">
+                  <wp:extent cx="1905000" cy="3876675"/>
+                  <wp:effectExtent l="0" t="0" r="0" b="9525"/>
+                  <wp:docPr id="7" name="Picture 7"/>
+                  <wp:cNvGraphicFramePr>
+                    <a:graphicFrameLocks xmlns:a="http://schemas.openxmlformats.org/drawingml/2006/main" noChangeAspect="1"/>
+                  </wp:cNvGraphicFramePr>
+                  <a:graphic xmlns:a="http://schemas.openxmlformats.org/drawingml/2006/main">
+                    <a:graphicData uri="http://schemas.openxmlformats.org/drawingml/2006/picture">
+                      <pic:pic xmlns:pic="http://schemas.openxmlformats.org/drawingml/2006/picture">
+                        <pic:nvPicPr>
+                          <pic:cNvPr id="7" name="Picture 7"/>
+                          <pic:cNvPicPr>
+                            <a:picLocks noChangeAspect="1" noChangeArrowheads="1"/>
+                          </pic:cNvPicPr>
+                        </pic:nvPicPr>
+                        <pic:blipFill>
+                          <a:blip r:embed="rId5"/>
+                          <a:srcRect/>
+                          <a:stretch>
+                            <a:fillRect/>
+                          </a:stretch>
+                        </pic:blipFill>
+                        <pic:spPr>
+                          <a:xfrm>
+                            <a:off x="0" y="0"/>
+                            <a:ext cx="1905000" cy="3876675"/>
+                          </a:xfrm>
+                          <a:prstGeom prst="rect">
+                            <a:avLst/>
+                          </a:prstGeom>
+                        </pic:spPr>
+                      </pic:pic>
+                    </a:graphicData>
+                  </a:graphic>
+                </wp:inline>
+              </w:drawing>
+            </w:r>
+          </w:p>
+          <w:p>
+            <w:pPr>
+              <w:spacing w:before="60"/>
+              <w:jc w:val="center"/>
+            </w:pPr>
+            <w:r>
+              <w:rPr>
+                <w:i/>
+                <w:iCs/>
+                <w:color w:val="595959"/>
+                <w:sz w:val="18"/>
+                <w:szCs w:val="18"/>
+              </w:rPr>
+              <w:t>After — Student / Staff / Visitor</w:t>
+            </w:r>
+          </w:p>
+        </w:tc>
+      </w:tr>
+    </w:tbl>
+    <w:p>
+      <w:pPr>
+        <w:spacing w:after="100"/>
+      </w:pPr>
+      <w:r>
+        <w:rPr>
+          <w:b/>
+          <w:bCs/>
+        </w:rPr>
+        <w:t xml:space="preserve">Rationale: </w:t>
+      </w:r>
+      <w:r>
+        <w:t>Matches HCI principle of user control and recognition over recall — users should not have to infer which generic option applies to them.</w:t>
+      </w:r>
+    </w:p>
+    <w:p>
+      <w:pPr>
+        <w:pStyle w:val="3"/>
+        <w:spacing w:before="280" w:after="140"/>
+      </w:pPr>
+      <w:r>
+        <w:t>Iteration 2 — Dedicated visitor onboarding flow</w:t>
+      </w:r>
+    </w:p>
+    <w:p>
+      <w:pPr>
+        <w:spacing w:after="160"/>
+      </w:pPr>
+      <w:r>
+        <w:rPr>
+          <w:b/>
+          <w:bCs/>
+          <w:color w:val="FFFFFF"/>
+          <w:sz w:val="18"/>
+          <w:szCs w:val="18"/>
+          <w:shd w:val="clear" w:fill="2E7D32"/>
+        </w:rPr>
+        <w:t xml:space="preserve">  IMPLEMENTED (NEW SCREENS)  </w:t>
+      </w:r>
+    </w:p>
+    <w:p>
+      <w:pPr>
+        <w:spacing w:after="100"/>
+      </w:pPr>
+      <w:r>
+        <w:rPr>
+          <w:b/>
+          <w:bCs/>
+        </w:rPr>
+        <w:t xml:space="preserve">Problem: </w:t>
+      </w:r>
+      <w:r>
+        <w:t>Beyond simply logging in, visitors had no way to browse available services before committing to an account or a queue.</w:t>
+      </w:r>
+    </w:p>
+    <w:p>
+      <w:pPr>
+        <w:spacing w:after="100"/>
+      </w:pPr>
+      <w:r>
+        <w:rPr>
+          <w:b/>
+          <w:bCs/>
+        </w:rPr>
+        <w:t xml:space="preserve">Change made: </w:t>
+      </w:r>
+      <w:r>
+        <w:t>Two new screens were added: an “Explore Offices” directory (searchable list of all campus offices) and a Visitor welcome screen offering a lightweight path to browse and continue straight to the homepage without full registration.</w:t>
+      </w:r>
+    </w:p>
+    <w:tbl>
+      <w:tblPr>
+        <w:tblStyle w:val="5"/>
+        <w:tblW w:w="9350" w:type="dxa"/>
+        <w:tblInd w:w="0" w:type="dxa"/>
+        <w:tblBorders>
+          <w:top w:val="none" w:color="auto" w:sz="0" w:space="0"/>
+          <w:left w:val="none" w:color="auto" w:sz="0" w:space="0"/>
+          <w:bottom w:val="none" w:color="auto" w:sz="0" w:space="0"/>
+          <w:right w:val="none" w:color="auto" w:sz="0" w:space="0"/>
+          <w:insideH w:val="none" w:color="auto" w:sz="0" w:space="0"/>
+          <w:insideV w:val="none" w:color="auto" w:sz="0" w:space="0"/>
+        </w:tblBorders>
+        <w:tblLayout w:type="autofit"/>
+        <w:tblCellMar>
+          <w:top w:w="0" w:type="dxa"/>
+          <w:left w:w="10" w:type="dxa"/>
+          <w:bottom w:w="0" w:type="dxa"/>
+          <w:right w:w="10" w:type="dxa"/>
+        </w:tblCellMar>
+      </w:tblPr>
+      <w:tblGrid>
+        <w:gridCol w:w="4675"/>
+        <w:gridCol w:w="4675"/>
+      </w:tblGrid>
+      <w:tr>
+        <w:tblPrEx>
+          <w:tblBorders>
+            <w:top w:val="none" w:color="auto" w:sz="0" w:space="0"/>
+            <w:left w:val="none" w:color="auto" w:sz="0" w:space="0"/>
+            <w:bottom w:val="none" w:color="auto" w:sz="0" w:space="0"/>
+            <w:right w:val="none" w:color="auto" w:sz="0" w:space="0"/>
+            <w:insideH w:val="none" w:color="auto" w:sz="0" w:space="0"/>
+            <w:insideV w:val="none" w:color="auto" w:sz="0" w:space="0"/>
+          </w:tblBorders>
+          <w:tblCellMar>
+            <w:top w:w="0" w:type="dxa"/>
+            <w:left w:w="10" w:type="dxa"/>
+            <w:bottom w:w="0" w:type="dxa"/>
+            <w:right w:w="10" w:type="dxa"/>
+          </w:tblCellMar>
+        </w:tblPrEx>
+        <w:tc>
+          <w:tcPr>
+            <w:tcW w:w="4675" w:type="dxa"/>
+          </w:tcPr>
+          <w:p>
+            <w:pPr>
+              <w:jc w:val="center"/>
+            </w:pPr>
+            <w:r>
+              <w:drawing>
+                <wp:inline distT="0" distB="0" distL="0" distR="0">
+                  <wp:extent cx="1905000" cy="3933825"/>
+                  <wp:effectExtent l="0" t="0" r="0" b="13335"/>
+                  <wp:docPr id="8" name="Picture 8"/>
+                  <wp:cNvGraphicFramePr>
+                    <a:graphicFrameLocks xmlns:a="http://schemas.openxmlformats.org/drawingml/2006/main" noChangeAspect="1"/>
+                  </wp:cNvGraphicFramePr>
+                  <a:graphic xmlns:a="http://schemas.openxmlformats.org/drawingml/2006/main">
+                    <a:graphicData uri="http://schemas.openxmlformats.org/drawingml/2006/picture">
+                      <pic:pic xmlns:pic="http://schemas.openxmlformats.org/drawingml/2006/picture">
+                        <pic:nvPicPr>
+                          <pic:cNvPr id="8" name="Picture 8"/>
+                          <pic:cNvPicPr>
+                            <a:picLocks noChangeAspect="1" noChangeArrowheads="1"/>
+                          </pic:cNvPicPr>
+                        </pic:nvPicPr>
+                        <pic:blipFill>
+                          <a:blip r:embed="rId6"/>
+                          <a:srcRect/>
+                          <a:stretch>
+                            <a:fillRect/>
+                          </a:stretch>
+                        </pic:blipFill>
+                        <pic:spPr>
+                          <a:xfrm>
+                            <a:off x="0" y="0"/>
+                            <a:ext cx="1905000" cy="3933825"/>
+                          </a:xfrm>
+                          <a:prstGeom prst="rect">
+                            <a:avLst/>
+                          </a:prstGeom>
+                        </pic:spPr>
+                      </pic:pic>
+                    </a:graphicData>
+                  </a:graphic>
+                </wp:inline>
+              </w:drawing>
+            </w:r>
+          </w:p>
+          <w:p>
+            <w:pPr>
+              <w:spacing w:before="60"/>
+              <w:jc w:val="center"/>
+            </w:pPr>
+            <w:r>
+              <w:rPr>
+                <w:i/>
+                <w:iCs/>
+                <w:color w:val="595959"/>
+                <w:sz w:val="18"/>
+                <w:szCs w:val="18"/>
+              </w:rPr>
+              <w:t>New — Explore Offices</w:t>
+            </w:r>
+          </w:p>
+        </w:tc>
+        <w:tc>
+          <w:tcPr>
+            <w:tcW w:w="4675" w:type="dxa"/>
+          </w:tcPr>
+          <w:p>
+            <w:pPr>
+              <w:jc w:val="center"/>
+            </w:pPr>
+            <w:r>
+              <w:drawing>
+                <wp:inline distT="0" distB="0" distL="0" distR="0">
+                  <wp:extent cx="1905000" cy="3876675"/>
+                  <wp:effectExtent l="0" t="0" r="0" b="9525"/>
+                  <wp:docPr id="9" name="Picture 9"/>
+                  <wp:cNvGraphicFramePr>
+                    <a:graphicFrameLocks xmlns:a="http://schemas.openxmlformats.org/drawingml/2006/main" noChangeAspect="1"/>
+                  </wp:cNvGraphicFramePr>
+                  <a:graphic xmlns:a="http://schemas.openxmlformats.org/drawingml/2006/main">
+                    <a:graphicData uri="http://schemas.openxmlformats.org/drawingml/2006/picture">
+                      <pic:pic xmlns:pic="http://schemas.openxmlformats.org/drawingml/2006/picture">
+                        <pic:nvPicPr>
+                          <pic:cNvPr id="9" name="Picture 9"/>
+                          <pic:cNvPicPr>
+                            <a:picLocks noChangeAspect="1" noChangeArrowheads="1"/>
+                          </pic:cNvPicPr>
+                        </pic:nvPicPr>
+                        <pic:blipFill>
+                          <a:blip r:embed="rId7"/>
+                          <a:srcRect/>
+                          <a:stretch>
+                            <a:fillRect/>
+                          </a:stretch>
+                        </pic:blipFill>
+                        <pic:spPr>
+                          <a:xfrm>
+                            <a:off x="0" y="0"/>
+                            <a:ext cx="1905000" cy="3876675"/>
+                          </a:xfrm>
+                          <a:prstGeom prst="rect">
+                            <a:avLst/>
+                          </a:prstGeom>
+                        </pic:spPr>
+                      </pic:pic>
+                    </a:graphicData>
+                  </a:graphic>
+                </wp:inline>
+              </w:drawing>
+            </w:r>
+          </w:p>
+          <w:p>
+            <w:pPr>
+              <w:spacing w:before="60"/>
+              <w:jc w:val="center"/>
+            </w:pPr>
+            <w:r>
+              <w:rPr>
+                <w:i/>
+                <w:iCs/>
+                <w:color w:val="595959"/>
+                <w:sz w:val="18"/>
+                <w:szCs w:val="18"/>
+              </w:rPr>
+              <w:t>New — Visitor Welcome</w:t>
+            </w:r>
+          </w:p>
+        </w:tc>
+      </w:tr>
+    </w:tbl>
+    <w:p>
+      <w:pPr>
+        <w:spacing w:after="100"/>
+      </w:pPr>
+      <w:r>
+        <w:rPr>
+          <w:b/>
+          <w:bCs/>
+        </w:rPr>
+        <w:t xml:space="preserve">Rationale: </w:t>
+      </w:r>
+      <w:r>
+        <w:t>Strengthens Scenario coverage for the Visitor user type identified in Section 6 (Target Users) of the project documentation, and reduces friction for users who only need to browse.</w:t>
+      </w:r>
+    </w:p>
+    <w:p>
+      <w:pPr>
+        <w:pStyle w:val="2"/>
+        <w:spacing w:before="380" w:after="180"/>
+      </w:pPr>
+      <w:r>
+        <w:t>4. Planned Iterations</w:t>
+      </w:r>
+    </w:p>
+    <w:p>
+      <w:pPr>
+        <w:spacing w:after="160" w:line="276" w:lineRule="auto"/>
+      </w:pPr>
+      <w:r>
+        <w:t>The following changes are scoped and ready to implement in the Balsamiq file, but are not yet reflected in the current screen exports. They are listed here so the design intent is documented ahead of the next revision pass.</w:t>
+      </w:r>
+    </w:p>
+    <w:p>
+      <w:pPr>
+        <w:spacing w:before="220" w:after="100"/>
+      </w:pPr>
+      <w:r>
+        <w:rPr>
+          <w:b/>
+          <w:bCs/>
+          <w:color w:val="1F3864"/>
+          <w:sz w:val="24"/>
+          <w:szCs w:val="24"/>
+        </w:rPr>
+        <w:t>Planned — Problem 3: Queue-joining entry point</w:t>
+      </w:r>
+    </w:p>
+    <w:p>
+      <w:pPr>
+        <w:spacing w:after="160"/>
+      </w:pPr>
+      <w:r>
+        <w:rPr>
+          <w:b/>
+          <w:bCs/>
+          <w:color w:val="FFFFFF"/>
+          <w:sz w:val="18"/>
+          <w:szCs w:val="18"/>
+          <w:shd w:val="clear" w:fill="B45309"/>
+        </w:rPr>
+        <w:t xml:space="preserve">  PLANNED  </w:t>
+      </w:r>
+    </w:p>
+    <w:p>
+      <w:pPr>
+        <w:spacing w:after="100"/>
+      </w:pPr>
+      <w:r>
+        <w:rPr>
+          <w:b/>
+          <w:bCs/>
+        </w:rPr>
+        <w:t xml:space="preserve">Proposed change: </w:t>
+      </w:r>
+      <w:r>
+        <w:t>Enlarge and re-colour the primary “Join Queue” action on the Home/service-selection screen so it sits above the fold as a single prominent call-to-action, rather than being one of several equally-weighted list rows.</w:t>
+      </w:r>
+    </w:p>
+    <w:p>
+      <w:pPr>
+        <w:spacing w:before="220" w:after="100"/>
+      </w:pPr>
+      <w:r>
+        <w:rPr>
+          <w:b/>
+          <w:bCs/>
+          <w:color w:val="1F3864"/>
+          <w:sz w:val="24"/>
+          <w:szCs w:val="24"/>
+        </w:rPr>
+        <w:t>Planned — Problem 4: Non-responsive Home screen elements</w:t>
+      </w:r>
+    </w:p>
+    <w:p>
+      <w:pPr>
+        <w:spacing w:after="160"/>
+      </w:pPr>
+      <w:r>
+        <w:rPr>
+          <w:b/>
+          <w:bCs/>
+          <w:color w:val="FFFFFF"/>
+          <w:sz w:val="18"/>
+          <w:szCs w:val="18"/>
+          <w:shd w:val="clear" w:fill="B45309"/>
+        </w:rPr>
+        <w:t xml:space="preserve">  PLANNED  </w:t>
+      </w:r>
+    </w:p>
+    <w:p>
+      <w:pPr>
+        <w:spacing w:after="100"/>
+      </w:pPr>
+      <w:r>
+        <w:rPr>
+          <w:b/>
+          <w:bCs/>
+        </w:rPr>
+        <w:t xml:space="preserve">Proposed change: </w:t>
+      </w:r>
+      <w:r>
+        <w:t>Audit and wire every tappable element on the Home screen to its destination screen in the live Balsamiq link map, so no element in the prototype is a visual dead end.</w:t>
+      </w:r>
+    </w:p>
+    <w:p>
+      <w:pPr>
+        <w:spacing w:before="220" w:after="100"/>
+      </w:pPr>
+      <w:r>
+        <w:rPr>
+          <w:b/>
+          <w:bCs/>
+          <w:color w:val="1F3864"/>
+          <w:sz w:val="24"/>
+          <w:szCs w:val="24"/>
+        </w:rPr>
+        <w:t>Planned — Problem 5: Settings discoverability and feedback</w:t>
+      </w:r>
+    </w:p>
+    <w:p>
+      <w:pPr>
+        <w:spacing w:after="160"/>
+      </w:pPr>
+      <w:r>
+        <w:rPr>
+          <w:b/>
+          <w:bCs/>
+          <w:color w:val="FFFFFF"/>
+          <w:sz w:val="18"/>
+          <w:szCs w:val="18"/>
+          <w:shd w:val="clear" w:fill="B45309"/>
+        </w:rPr>
+        <w:t xml:space="preserve">  PLANNED  </w:t>
+      </w:r>
+    </w:p>
+    <w:p>
+      <w:pPr>
+        <w:spacing w:after="100"/>
+      </w:pPr>
+      <w:r>
+        <w:rPr>
+          <w:b/>
+          <w:bCs/>
+        </w:rPr>
+        <w:t xml:space="preserve">Proposed change: </w:t>
+      </w:r>
+      <w:r>
+        <w:t>Add a brief toast/confirmation state when a toggle is changed (e.g. “Preference saved”), and confirm the gear icon in the bottom navigation is visually distinct enough to be noticed on first use.</w:t>
+      </w:r>
+    </w:p>
+    <w:p>
+      <w:pPr>
+        <w:spacing w:before="220" w:after="100"/>
+      </w:pPr>
+      <w:r>
+        <w:rPr>
+          <w:b/>
+          <w:bCs/>
+          <w:color w:val="1F3864"/>
+          <w:sz w:val="24"/>
+          <w:szCs w:val="24"/>
+        </w:rPr>
+        <w:t>Planned — Problem 6: Profile vs. Edit Profile redundancy</w:t>
+      </w:r>
+    </w:p>
+    <w:p>
+      <w:pPr>
+        <w:spacing w:after="160"/>
+      </w:pPr>
+      <w:r>
+        <w:rPr>
+          <w:b/>
+          <w:bCs/>
+          <w:color w:val="FFFFFF"/>
+          <w:sz w:val="18"/>
+          <w:szCs w:val="18"/>
+          <w:shd w:val="clear" w:fill="B45309"/>
+        </w:rPr>
+        <w:t xml:space="preserve">  PLANNED  </w:t>
+      </w:r>
+    </w:p>
+    <w:p>
+      <w:pPr>
+        <w:spacing w:after="100"/>
+      </w:pPr>
+      <w:r>
+        <w:rPr>
+          <w:b/>
+          <w:bCs/>
+        </w:rPr>
+        <w:t xml:space="preserve">Proposed change: </w:t>
+      </w:r>
+      <w:r>
+        <w:t>Add a single visible “Edit” affordance directly on the Profile screen (rather than relying on users to find Edit Profile as a separate menu row) to make editability obvious at a glance.</w:t>
+      </w:r>
+    </w:p>
+    <w:p>
+      <w:pPr>
+        <w:spacing w:before="220" w:after="100"/>
+      </w:pPr>
+      <w:r>
+        <w:rPr>
+          <w:b/>
+          <w:bCs/>
+          <w:color w:val="1F3864"/>
+          <w:sz w:val="24"/>
+          <w:szCs w:val="24"/>
+        </w:rPr>
+        <w:t>Planned — Problem 7: Exit confirmation button labels</w:t>
+      </w:r>
+    </w:p>
+    <w:p>
+      <w:pPr>
+        <w:spacing w:after="160"/>
+      </w:pPr>
+      <w:r>
+        <w:rPr>
+          <w:b/>
+          <w:bCs/>
+          <w:color w:val="FFFFFF"/>
+          <w:sz w:val="18"/>
+          <w:szCs w:val="18"/>
+          <w:shd w:val="clear" w:fill="B45309"/>
+        </w:rPr>
+        <w:t xml:space="preserve">  PLANNED  </w:t>
+      </w:r>
+    </w:p>
+    <w:p>
+      <w:pPr>
+        <w:spacing w:after="100"/>
+      </w:pPr>
+      <w:r>
+        <w:rPr>
+          <w:b/>
+          <w:bCs/>
+        </w:rPr>
+        <w:t xml:space="preserve">Proposed change: </w:t>
+      </w:r>
+      <w:r>
+        <w:t>Replace the generic “YES / NO” buttons on the exit-confirmation dialog with explicit action labels: “Leave Queue” and “Stay in Queue.”</w:t>
+      </w:r>
+    </w:p>
+    <w:p>
+      <w:pPr>
+        <w:spacing w:before="220" w:after="100"/>
+      </w:pPr>
+      <w:r>
+        <w:rPr>
+          <w:b/>
+          <w:bCs/>
+          <w:color w:val="1F3864"/>
+          <w:sz w:val="24"/>
+          <w:szCs w:val="24"/>
+        </w:rPr>
+        <w:t>Planned — Problem 8: Password recovery discoverability</w:t>
+      </w:r>
+    </w:p>
+    <w:p>
+      <w:pPr>
+        <w:spacing w:after="160"/>
+      </w:pPr>
+      <w:r>
+        <w:rPr>
+          <w:b/>
+          <w:bCs/>
+          <w:color w:val="FFFFFF"/>
+          <w:sz w:val="18"/>
+          <w:szCs w:val="18"/>
+          <w:shd w:val="clear" w:fill="B45309"/>
+        </w:rPr>
+        <w:t xml:space="preserve">  PLANNED  </w:t>
+      </w:r>
+    </w:p>
+    <w:p>
+      <w:pPr>
+        <w:spacing w:after="100"/>
+      </w:pPr>
+      <w:r>
+        <w:rPr>
+          <w:b/>
+          <w:bCs/>
+        </w:rPr>
+        <w:t xml:space="preserve">Proposed change: </w:t>
+      </w:r>
+      <w:r>
+        <w:t>Increase the visual weight of the “forgot password?” link on the Login screen, and add a short reassurance line on the reset screen itself (e.g. “You don't need your old password to continue”) to reduce hesitation.</w:t>
+      </w:r>
+    </w:p>
+    <w:p>
+      <w:pPr>
+        <w:pStyle w:val="2"/>
+        <w:spacing w:before="380" w:after="180"/>
+      </w:pPr>
+      <w:r>
+        <w:t>5. Conclusion</w:t>
+      </w:r>
+    </w:p>
+    <w:p>
+      <w:pPr>
+        <w:spacing w:after="160" w:line="276" w:lineRule="auto"/>
+      </w:pPr>
+      <w:r>
+        <w:t>Two of the eight usability findings have been resolved with implemented, evidenced changes to the prototype: role clarity at login and a new visitor onboarding path. The remaining six findings are scoped as planned iterations with a specific, actionable change defined for each, ready to be carried out in the next Balsamiq revision before final submission. This keeps the project's iteration evidence accurate and defensible against the actual state of the prototype at each point in time.</w:t>
+      </w:r>
+    </w:p>
     <w:p>
       <w:pPr>
         <w:rPr>
@@ -43,7 +1744,7 @@
                     </pic:cNvPicPr>
                   </pic:nvPicPr>
                   <pic:blipFill>
-                    <a:blip r:embed="rId4"/>
+                    <a:blip r:embed="rId8"/>
                     <a:stretch>
                       <a:fillRect/>
                     </a:stretch>
@@ -93,7 +1794,7 @@
                     </pic:cNvPicPr>
                   </pic:nvPicPr>
                   <pic:blipFill>
-                    <a:blip r:embed="rId5"/>
+                    <a:blip r:embed="rId9"/>
                     <a:stretch>
                       <a:fillRect/>
                     </a:stretch>
@@ -136,7 +1837,7 @@
                     </pic:cNvPicPr>
                   </pic:nvPicPr>
                   <pic:blipFill>
-                    <a:blip r:embed="rId6"/>
+                    <a:blip r:embed="rId10"/>
                     <a:stretch>
                       <a:fillRect/>
                     </a:stretch>
@@ -165,16 +1866,7 @@
           <w:rFonts w:hint="default"/>
           <w:lang w:val="en-US"/>
         </w:rPr>
-        <w:t xml:space="preserve">                  </w:t>
-      </w:r>
-      <w:bookmarkStart w:id="0" w:name="_GoBack"/>
-      <w:bookmarkEnd w:id="0"/>
-      <w:r>
-        <w:rPr>
-          <w:rFonts w:hint="default"/>
-          <w:lang w:val="en-US"/>
-        </w:rPr>
-        <w:t xml:space="preserve">    </w:t>
+        <w:t xml:space="preserve">                      </w:t>
       </w:r>
       <w:r>
         <w:drawing>
@@ -195,7 +1887,7 @@
                     </pic:cNvPicPr>
                   </pic:nvPicPr>
                   <pic:blipFill>
-                    <a:blip r:embed="rId7"/>
+                    <a:blip r:embed="rId11"/>
                     <a:stretch>
                       <a:fillRect/>
                     </a:stretch>
@@ -269,7 +1961,7 @@
                     </pic:cNvPicPr>
                   </pic:nvPicPr>
                   <pic:blipFill>
-                    <a:blip r:embed="rId7"/>
+                    <a:blip r:embed="rId11"/>
                     <a:stretch>
                       <a:fillRect/>
                     </a:stretch>
@@ -294,6 +1986,7 @@
         </w:drawing>
       </w:r>
     </w:p>
+    <w:bookmarkEnd w:id="0"/>
     <w:sectPr>
       <w:pgSz w:w="11906" w:h="16838"/>
       <w:pgMar w:top="1440" w:right="1800" w:bottom="1440" w:left="1800" w:header="720" w:footer="720" w:gutter="0"/>
@@ -317,7 +2010,7 @@
   <w:latentStyles w:count="260" w:defQFormat="0" w:defUnhideWhenUsed="1" w:defSemiHidden="1" w:defUIPriority="99" w:defLockedState="0">
     <w:lsdException w:qFormat="1" w:unhideWhenUsed="0" w:uiPriority="0" w:semiHidden="0" w:name="Normal"/>
     <w:lsdException w:qFormat="1" w:unhideWhenUsed="0" w:uiPriority="0" w:semiHidden="0" w:name="heading 1"/>
-    <w:lsdException w:qFormat="1" w:uiPriority="0" w:name="heading 2"/>
+    <w:lsdException w:qFormat="1" w:unhideWhenUsed="0" w:uiPriority="0" w:semiHidden="0" w:name="heading 2"/>
     <w:lsdException w:qFormat="1" w:uiPriority="0" w:name="heading 3"/>
     <w:lsdException w:qFormat="1" w:uiPriority="0" w:name="heading 4"/>
     <w:lsdException w:qFormat="1" w:uiPriority="0" w:name="heading 5"/>
@@ -573,13 +2266,47 @@
       <w:lang w:val="en-US" w:eastAsia="zh-CN" w:bidi="ar-SA"/>
     </w:rPr>
   </w:style>
-  <w:style w:type="character" w:default="1" w:styleId="2">
+  <w:style w:type="paragraph" w:styleId="2">
+    <w:name w:val="heading 1"/>
+    <w:next w:val="1"/>
+    <w:qFormat/>
+    <w:uiPriority w:val="0"/>
+    <w:pPr>
+      <w:pBdr>
+        <w:bottom w:val="single" w:color="2E74B5" w:sz="8" w:space="4"/>
+      </w:pBdr>
+      <w:spacing w:before="380" w:after="180"/>
+    </w:pPr>
+    <w:rPr>
+      <w:rFonts w:ascii="Calibri" w:hAnsi="Calibri" w:eastAsia="Calibri" w:cs="Calibri"/>
+      <w:b/>
+      <w:bCs/>
+      <w:color w:val="1F3864"/>
+      <w:sz w:val="32"/>
+      <w:szCs w:val="32"/>
+    </w:rPr>
+  </w:style>
+  <w:style w:type="paragraph" w:styleId="3">
+    <w:name w:val="heading 2"/>
+    <w:next w:val="1"/>
+    <w:qFormat/>
+    <w:uiPriority w:val="0"/>
+    <w:rPr>
+      <w:rFonts w:ascii="Calibri" w:hAnsi="Calibri" w:eastAsia="Calibri" w:cs="Calibri"/>
+      <w:b/>
+      <w:bCs/>
+      <w:color w:val="2E74B5"/>
+      <w:sz w:val="26"/>
+      <w:szCs w:val="26"/>
+    </w:rPr>
+  </w:style>
+  <w:style w:type="character" w:default="1" w:styleId="4">
     <w:name w:val="Default Paragraph Font"/>
     <w:semiHidden/>
     <w:qFormat/>
     <w:uiPriority w:val="0"/>
   </w:style>
-  <w:style w:type="table" w:default="1" w:styleId="3">
+  <w:style w:type="table" w:default="1" w:styleId="5">
     <w:name w:val="Normal Table"/>
     <w:semiHidden/>
     <w:qFormat/>
